--- a/deliverables/ethics/AQP_Participant_Information_Sheet_v1.docx
+++ b/deliverables/ethics/AQP_Participant_Information_Sheet_v1.docx
@@ -48,7 +48,7 @@
         <w:rPr>
           <w:rFonts w:ascii="Calibri" w:hAnsi="Calibri"/>
         </w:rPr>
-        <w:br/>
+        <w:t xml:space="preserve"> </w:t>
       </w:r>
       <w:r>
         <w:rPr>
@@ -74,7 +74,7 @@
         <w:rPr>
           <w:rFonts w:ascii="Calibri" w:hAnsi="Calibri"/>
         </w:rPr>
-        <w:br/>
+        <w:t xml:space="preserve"> </w:t>
       </w:r>
       <w:r>
         <w:rPr>
@@ -100,7 +100,7 @@
         <w:rPr>
           <w:rFonts w:ascii="Calibri" w:hAnsi="Calibri"/>
         </w:rPr>
-        <w:br/>
+        <w:t xml:space="preserve"> </w:t>
       </w:r>
       <w:r>
         <w:rPr>
@@ -140,7 +140,7 @@
         <w:rPr>
           <w:rFonts w:ascii="Calibri" w:hAnsi="Calibri"/>
         </w:rPr>
-        <w:br/>
+        <w:t xml:space="preserve"> </w:t>
       </w:r>
       <w:r>
         <w:rPr>
@@ -166,7 +166,7 @@
         <w:rPr>
           <w:rFonts w:ascii="Calibri" w:hAnsi="Calibri"/>
         </w:rPr>
-        <w:br/>
+        <w:t xml:space="preserve"> </w:t>
       </w:r>
       <w:r>
         <w:rPr>
@@ -589,31 +589,55 @@
         <w:rPr>
           <w:rFonts w:ascii="Calibri" w:hAnsi="Calibri"/>
         </w:rPr>
-        <w:t xml:space="preserve">Yes, if you give separate consent. We will record the study window and session</w:t>
-      </w:r>
-      <w:r>
-        <w:rPr>
-          <w:rFonts w:ascii="Calibri" w:hAnsi="Calibri"/>
-        </w:rPr>
-        <w:t xml:space="preserve"> </w:t>
-      </w:r>
-      <w:r>
-        <w:rPr>
-          <w:rFonts w:ascii="Calibri" w:hAnsi="Calibri"/>
-        </w:rPr>
-        <w:t xml:space="preserve">audio so we can measure time, assists and errors. We do not intend to record your</w:t>
-      </w:r>
-      <w:r>
-        <w:rPr>
-          <w:rFonts w:ascii="Calibri" w:hAnsi="Calibri"/>
-        </w:rPr>
-        <w:t xml:space="preserve"> </w:t>
-      </w:r>
-      <w:r>
-        <w:rPr>
-          <w:rFonts w:ascii="Calibri" w:hAnsi="Calibri"/>
-        </w:rPr>
-        <w:t xml:space="preserve">camera.</w:t>
+        <w:t xml:space="preserve">Yes. Screen and session-audio recording is required for this study because it is</w:t>
+      </w:r>
+      <w:r>
+        <w:rPr>
+          <w:rFonts w:ascii="Calibri" w:hAnsi="Calibri"/>
+        </w:rPr>
+        <w:t xml:space="preserve"> </w:t>
+      </w:r>
+      <w:r>
+        <w:rPr>
+          <w:rFonts w:ascii="Calibri" w:hAnsi="Calibri"/>
+        </w:rPr>
+        <w:t xml:space="preserve">needed to measure time, assists and errors and to let a second researcher check the</w:t>
+      </w:r>
+      <w:r>
+        <w:rPr>
+          <w:rFonts w:ascii="Calibri" w:hAnsi="Calibri"/>
+        </w:rPr>
+        <w:t xml:space="preserve"> </w:t>
+      </w:r>
+      <w:r>
+        <w:rPr>
+          <w:rFonts w:ascii="Calibri" w:hAnsi="Calibri"/>
+        </w:rPr>
+        <w:t xml:space="preserve">coding. You do not have to agree. If you do not agree to recording, you will not</w:t>
+      </w:r>
+      <w:r>
+        <w:rPr>
+          <w:rFonts w:ascii="Calibri" w:hAnsi="Calibri"/>
+        </w:rPr>
+        <w:t xml:space="preserve"> </w:t>
+      </w:r>
+      <w:r>
+        <w:rPr>
+          <w:rFonts w:ascii="Calibri" w:hAnsi="Calibri"/>
+        </w:rPr>
+        <w:t xml:space="preserve">take part in this recorded study, and there is no penalty. We do not intend to</w:t>
+      </w:r>
+      <w:r>
+        <w:rPr>
+          <w:rFonts w:ascii="Calibri" w:hAnsi="Calibri"/>
+        </w:rPr>
+        <w:t xml:space="preserve"> </w:t>
+      </w:r>
+      <w:r>
+        <w:rPr>
+          <w:rFonts w:ascii="Calibri" w:hAnsi="Calibri"/>
+        </w:rPr>
+        <w:t xml:space="preserve">record your camera.</w:t>
       </w:r>
     </w:p>
     <w:p>
@@ -660,19 +684,31 @@
         <w:rPr>
           <w:rFonts w:ascii="Calibri" w:hAnsi="Calibri"/>
         </w:rPr>
-        <w:t xml:space="preserve">Do not open private files or real participant data. You may pause or stop the</w:t>
-      </w:r>
-      <w:r>
-        <w:rPr>
-          <w:rFonts w:ascii="Calibri" w:hAnsi="Calibri"/>
-        </w:rPr>
-        <w:t xml:space="preserve"> </w:t>
-      </w:r>
-      <w:r>
-        <w:rPr>
-          <w:rFonts w:ascii="Calibri" w:hAnsi="Calibri"/>
-        </w:rPr>
-        <w:t xml:space="preserve">recording at any time.</w:t>
+        <w:t xml:space="preserve">Do not open private files or real participant data. You may ask to pause the task</w:t>
+      </w:r>
+      <w:r>
+        <w:rPr>
+          <w:rFonts w:ascii="Calibri" w:hAnsi="Calibri"/>
+        </w:rPr>
+        <w:t xml:space="preserve"> </w:t>
+      </w:r>
+      <w:r>
+        <w:rPr>
+          <w:rFonts w:ascii="Calibri" w:hAnsi="Calibri"/>
+        </w:rPr>
+        <w:t xml:space="preserve">and recording, or stop the session, at any time. A paused section is not used as</w:t>
+      </w:r>
+      <w:r>
+        <w:rPr>
+          <w:rFonts w:ascii="Calibri" w:hAnsi="Calibri"/>
+        </w:rPr>
+        <w:t xml:space="preserve"> </w:t>
+      </w:r>
+      <w:r>
+        <w:rPr>
+          <w:rFonts w:ascii="Calibri" w:hAnsi="Calibri"/>
+        </w:rPr>
+        <w:t xml:space="preserve">task-performance data.</w:t>
       </w:r>
     </w:p>
     <w:bookmarkEnd w:id="25"/>
